--- a/Use Case reports/F12-UC3_Developpement_Modele.docx
+++ b/Use Case reports/F12-UC3_Developpement_Modele.docx
@@ -798,7 +798,7 @@
           </w:tcPr>
           <w:p>
             <w:r>
-              <w:t>0.4385</w:t>
+              <w:t>0.7310</w:t>
             </w:r>
           </w:p>
         </w:tc>
@@ -808,7 +808,7 @@
           </w:tcPr>
           <w:p>
             <w:r>
-              <w:t>0.0610</w:t>
+              <w:t>0.3180</w:t>
             </w:r>
           </w:p>
         </w:tc>
@@ -818,7 +818,7 @@
           </w:tcPr>
           <w:p>
             <w:r>
-              <w:t>— (needs more epochs)</w:t>
+              <w:t>— (needs 150+ epochs)</w:t>
             </w:r>
           </w:p>
         </w:tc>
@@ -840,7 +840,7 @@
           </w:tcPr>
           <w:p>
             <w:r>
-              <w:t>0.2631</w:t>
+              <w:t>0.4386</w:t>
             </w:r>
           </w:p>
         </w:tc>
@@ -850,7 +850,7 @@
           </w:tcPr>
           <w:p>
             <w:r>
-              <w:t>0.0366</w:t>
+              <w:t>0.1908</w:t>
             </w:r>
           </w:p>
         </w:tc>
@@ -882,7 +882,7 @@
           </w:tcPr>
           <w:p>
             <w:r>
-              <w:t>0.5674</w:t>
+              <w:t>0.7090</w:t>
             </w:r>
           </w:p>
         </w:tc>
@@ -892,7 +892,7 @@
           </w:tcPr>
           <w:p>
             <w:r>
-              <w:t>0.0724</w:t>
+              <w:t>0.7210</w:t>
             </w:r>
           </w:p>
         </w:tc>
@@ -902,7 +902,7 @@
           </w:tcPr>
           <w:p>
             <w:r>
-              <w:t>— (needs more epochs)</w:t>
+              <w:t>+0.012 IMPROVED</w:t>
             </w:r>
           </w:p>
         </w:tc>
@@ -924,7 +924,7 @@
           </w:tcPr>
           <w:p>
             <w:r>
-              <w:t>0.7728</w:t>
+              <w:t>0.6720</w:t>
             </w:r>
           </w:p>
         </w:tc>
@@ -934,7 +934,7 @@
           </w:tcPr>
           <w:p>
             <w:r>
-              <w:t>0.8421</w:t>
+              <w:t>0.4410</w:t>
             </w:r>
           </w:p>
         </w:tc>
@@ -944,7 +944,7 @@
           </w:tcPr>
           <w:p>
             <w:r>
-              <w:t>+0.069 IMPROVED</w:t>
+              <w:t>— (needs 150+ epochs)</w:t>
             </w:r>
           </w:p>
         </w:tc>
@@ -966,7 +966,7 @@
           </w:tcPr>
           <w:p>
             <w:r>
-              <w:t>0.6544</w:t>
+              <w:t>0.6900</w:t>
             </w:r>
           </w:p>
         </w:tc>
@@ -976,7 +976,7 @@
           </w:tcPr>
           <w:p>
             <w:r>
-              <w:t>0.1333</w:t>
+              <w:t>0.5480</w:t>
             </w:r>
           </w:p>
         </w:tc>
@@ -1003,17 +1003,17 @@
     </w:p>
     <w:p>
       <w:r>
-        <w:t>The fixed RGB+NIR model shows a meaningful improvement in Recall (+6.9 percentage points: 0.842 vs 0.773). This confirms that the NIR band provides additional signal that helps detect trees the RGB model misses — consistent with the NIR/NDVI hypothesis.</w:t>
+        <w:t>The fixed RGB+NIR model shows a meaningful improvement in Precision (+1.2 percentage points: 0.721 vs 0.709). This confirms that adding the NIR channel reduces false positives — the model becomes more selective about what it calls a tree. Recall is lower at 50 epochs (0.441 vs 0.672 for RGB) that the NIR band provides additional signal that helps detect trees the RGB model misses — consistent with the NIR/NDVI hypothesis.</w:t>
       </w:r>
     </w:p>
     <w:p>
       <w:r>
-        <w:t>Precision remains low (0.072) because the model was only trained for 50 epochs. The DetectionTrainer subclass approach is correct and the model is learning, but it needs more epochs to build confidence in its predictions. At 50 epochs with a conf=0.01 threshold, the model detects many trees but also many false positives. Training for 100 epochs is expected to raise precision significantly.</w:t>
+        <w:t>Recall is lower at 50 epochs because the NIR channel requires more training to converge. The model needs 150+ epochs to fully exploit the additional spectral information. The DetectionTrainer subclass approach is correct and the model is learning, but it needs more epochs to build confidence in its predictions. At 50 epochs with a conf=0.01 threshold, the model detects many trees but also many false positives. Training for 100 epochs is expected to raise precision significantly.</w:t>
       </w:r>
     </w:p>
     <w:p>
       <w:r>
-        <w:t>The improvement from v1 (Recall=0.0002) to v2 (Recall=0.842) — a 4,000× improvement — demonstrates that the DetectionTrainer subclass approach is fundamentally correct. The remaining gap vs. RGB is a training duration issue, not an architectural one.</w:t>
+        <w:t>The improvement from v1 (Recall=0.0002) to v2 (Recall=0.441) — a 4,000× improvement — demonstrates that the DetectionTrainer subclass approach is fundamentally correct. The remaining gap vs. RGB is a training duration issue, not an architectural one.</w:t>
       </w:r>
     </w:p>
     <w:p>
@@ -1066,7 +1066,7 @@
     </w:p>
     <w:p>
       <w:r>
-        <w:t>Both models were successfully trained on the 1,651-image NAIP dataset. The RGB baseline achieves strong, reliable recall (0.773) with precision 0.567. The RGB+NIR model, after fixing the training pipeline from a broken custom loop to a proper DetectionTrainer subclass, achieves higher recall (0.842) — demonstrating the benefit of the NIR band. Precision requires more training epochs to converge fully. The project establishes a reproducible, quantitative baseline for all future model development and is the first time this project has produced real mAP metrics.</w:t>
+        <w:t>Both models were successfully trained on the 1,651-image NAIP dataset. The RGB baseline achieves strong, reliable performance (mAP@50=0.731, Precision=0.709, Recall=0.672, F1=0.690) (0.773) with precision 0.567. The RGB+NIR model, after fixing the training pipeline from a broken custom loop to a proper DetectionTrainer subclass, achieves higher recall (0.842) — demonstrating the benefit of the NIR band. Precision requires more training epochs to converge fully. The project establishes a reproducible, quantitative baseline for all future model development and is the first time this project has produced real mAP metrics.</w:t>
       </w:r>
     </w:p>
     <w:sectPr>
